--- a/docs/REPYS_Kapsamli_Analiz_Raporu.docx
+++ b/docs/REPYS_Kapsamli_Analiz_Raporu.docx
@@ -10141,6 +10141,12 @@
         </w:rPr>
         <w:t>TKB-04 | Dashboard Cift Implementasyonu</w:t>
       </w:r>
+      <w:r>
+        <w:rPr>
+          <w:noProof/>
+        </w:rPr>
+        <w:t xml:space="preserve"> (TAMAMLANDI)</w:t>
+      </w:r>
     </w:p>
     <w:p>
       <w:pPr>
@@ -10166,6 +10172,12 @@
           <w:noProof/>
         </w:rPr>
         <w:t>TKB-05 | Error Handling Standardizasyonu</w:t>
+      </w:r>
+      <w:r>
+        <w:rPr>
+          <w:noProof/>
+        </w:rPr>
+        <w:t xml:space="preserve"> (TAMAMLANDI)</w:t>
       </w:r>
     </w:p>
     <w:p>

--- a/docs/REPYS_Kapsamli_Analiz_Raporu.docx
+++ b/docs/REPYS_Kapsamli_Analiz_Raporu.docx
@@ -5,7 +5,6 @@
     <w:p>
       <w:pPr>
         <w:shd w:val="clear" w:color="auto" w:fill="1D3557"/>
-        <w:spacing w:before="1200" w:after="80"/>
         <w:jc w:val="center"/>
       </w:pPr>
       <w:r>
@@ -71,7 +70,6 @@
         <w:pBdr>
           <w:bottom w:val="single" w:sz="2" w:space="0" w:color="D0D9F0"/>
         </w:pBdr>
-        <w:spacing w:before="200" w:after="2400"/>
         <w:jc w:val="center"/>
       </w:pPr>
       <w:r>
@@ -1116,7 +1114,6 @@
         <w:rPr>
           <w:noProof/>
         </w:rPr>
-        <w:lastRenderedPageBreak/>
         <w:t>2.2  Bagimlilik Enjeksiyonu</w:t>
       </w:r>
     </w:p>
@@ -1583,6 +1580,7 @@
                 <w:sz w:val="18"/>
                 <w:szCs w:val="18"/>
               </w:rPr>
+              <w:lastRenderedPageBreak/>
               <w:t>get_ariza_service(db)</w:t>
             </w:r>
           </w:p>
@@ -4257,7 +4255,6 @@
                 <w:sz w:val="18"/>
                 <w:szCs w:val="18"/>
               </w:rPr>
-              <w:lastRenderedPageBreak/>
               <w:t>Personel_Saglik_Takip</w:t>
             </w:r>
           </w:p>
@@ -4816,6 +4813,7 @@
         <w:rPr>
           <w:color w:val="1A1A2E"/>
         </w:rPr>
+        <w:lastRenderedPageBreak/>
         <w:t>SyncService; sync:True tablolar icin Google Sheets'e push/pull yapar. Cakisma cozumu pull-replace'dir (sunucu kazanir). SyncWorker QThread uzerinde calisir, UI donmaz. Kapatma aninda ShutdownSyncDialog bekler.</w:t>
       </w:r>
     </w:p>
@@ -5611,77 +5609,77 @@
     </w:p>
     <w:p>
       <w:r>
+        <w:t>│   └── services/                ← TÜM iş mantığı (UI buraya erişir)</w:t>
+      </w:r>
+    </w:p>
+    <w:p>
+      <w:r>
+        <w:t>│       ├── cihaz_service.py         → CihazService</w:t>
+      </w:r>
+    </w:p>
+    <w:p>
+      <w:r>
+        <w:t>│       ├── personel_service.py      → PersonelService</w:t>
+      </w:r>
+    </w:p>
+    <w:p>
+      <w:r>
+        <w:t>│       ├── rke_service.py           → RkeService</w:t>
+      </w:r>
+    </w:p>
+    <w:p>
+      <w:r>
+        <w:t>│       ├── saglik_service.py        → SaglikService</w:t>
+      </w:r>
+    </w:p>
+    <w:p>
+      <w:r>
+        <w:t>│       ├── fhsz_service.py          → FhszService</w:t>
+      </w:r>
+    </w:p>
+    <w:p>
+      <w:r>
+        <w:t>│       ├── izin_service.py          → IzinService</w:t>
+      </w:r>
+    </w:p>
+    <w:p>
+      <w:r>
+        <w:t>│       ├── ariza_service.py         → ArizaService</w:t>
+      </w:r>
+    </w:p>
+    <w:p>
+      <w:r>
+        <w:t>│       ├── bakim_service.py         → BakimService</w:t>
+      </w:r>
+    </w:p>
+    <w:p>
+      <w:r>
+        <w:t>│       ├── kalibrasyon_service.py   → KalibrasyonService</w:t>
+      </w:r>
+    </w:p>
+    <w:p>
+      <w:r>
+        <w:t>│       ├── dashboard_service.py     → DashboardService</w:t>
+      </w:r>
+    </w:p>
+    <w:p>
+      <w:r>
+        <w:t>│       ├── dokuman_service.py       → DokumanService</w:t>
+      </w:r>
+    </w:p>
+    <w:p>
+      <w:r>
+        <w:t>│       ├── backup_service.py        → BackupService</w:t>
+      </w:r>
+    </w:p>
+    <w:p>
+      <w:r>
+        <w:t>│       ├── log_service.py           → LogService</w:t>
+      </w:r>
+    </w:p>
+    <w:p>
+      <w:r>
         <w:lastRenderedPageBreak/>
-        <w:t>│   └── services/                ← TÜM iş mantığı (UI buraya erişir)</w:t>
-      </w:r>
-    </w:p>
-    <w:p>
-      <w:r>
-        <w:t>│       ├── cihaz_service.py         → CihazService</w:t>
-      </w:r>
-    </w:p>
-    <w:p>
-      <w:r>
-        <w:t>│       ├── personel_service.py      → PersonelService</w:t>
-      </w:r>
-    </w:p>
-    <w:p>
-      <w:r>
-        <w:t>│       ├── rke_service.py           → RkeService</w:t>
-      </w:r>
-    </w:p>
-    <w:p>
-      <w:r>
-        <w:t>│       ├── saglik_service.py        → SaglikService</w:t>
-      </w:r>
-    </w:p>
-    <w:p>
-      <w:r>
-        <w:t>│       ├── fhsz_service.py          → FhszService</w:t>
-      </w:r>
-    </w:p>
-    <w:p>
-      <w:r>
-        <w:t>│       ├── izin_service.py          → IzinService</w:t>
-      </w:r>
-    </w:p>
-    <w:p>
-      <w:r>
-        <w:t>│       ├── ariza_service.py         → ArizaService</w:t>
-      </w:r>
-    </w:p>
-    <w:p>
-      <w:r>
-        <w:t>│       ├── bakim_service.py         → BakimService</w:t>
-      </w:r>
-    </w:p>
-    <w:p>
-      <w:r>
-        <w:t>│       ├── kalibrasyon_service.py   → KalibrasyonService</w:t>
-      </w:r>
-    </w:p>
-    <w:p>
-      <w:r>
-        <w:t>│       ├── dashboard_service.py     → DashboardService</w:t>
-      </w:r>
-    </w:p>
-    <w:p>
-      <w:r>
-        <w:t>│       ├── dokuman_service.py       → DokumanService</w:t>
-      </w:r>
-    </w:p>
-    <w:p>
-      <w:r>
-        <w:t>│       ├── backup_service.py        → BackupService</w:t>
-      </w:r>
-    </w:p>
-    <w:p>
-      <w:r>
-        <w:t>│       ├── log_service.py           → LogService</w:t>
-      </w:r>
-    </w:p>
-    <w:p>
-      <w:r>
         <w:t>│       ├── settings_service.py      → SettingsService</w:t>
       </w:r>
     </w:p>
@@ -9931,6 +9929,12 @@
         </w:rPr>
         <w:t>TKB-02 | Permission Sistemi Genisletme</w:t>
       </w:r>
+      <w:r>
+        <w:rPr>
+          <w:noProof/>
+        </w:rPr>
+        <w:t xml:space="preserve"> (TAMAMLANDI)</w:t>
+      </w:r>
     </w:p>
     <w:p>
       <w:pPr>
@@ -10354,6 +10358,12 @@
           <w:noProof/>
         </w:rPr>
         <w:t>PER-01 | Toplu Personel Excel Import</w:t>
+      </w:r>
+      <w:r>
+        <w:rPr>
+          <w:noProof/>
+        </w:rPr>
+        <w:t xml:space="preserve"> (Tamamlandı)</w:t>
       </w:r>
     </w:p>
     <w:p>
